--- a/Practicas/Practica 7/Practica7_MuestrasExpediente.docx
+++ b/Practicas/Practica 7/Practica7_MuestrasExpediente.docx
@@ -106,7 +106,7 @@
     <w:p>
       <w:r>
         <w:pict w14:anchorId="5FBAE4C0">
-          <v:rect id="_x0000_i1026" style="width:0;height:1.5pt" o:hralign="center" o:hrstd="t" o:hr="t"/>
+          <v:rect id="_x0000_i1186" style="width:0;height:1.5pt" o:hralign="center" o:hrstd="t" o:hr="t"/>
         </w:pict>
       </w:r>
     </w:p>
@@ -216,7 +216,7 @@
     <w:p>
       <w:r>
         <w:pict w14:anchorId="1FE67E62">
-          <v:rect id="_x0000_i1027" style="width:0;height:1.5pt" o:hralign="center" o:hrstd="t" o:hr="t"/>
+          <v:rect id="_x0000_i1187" style="width:0;height:1.5pt" o:hralign="center" o:hrstd="t" o:hr="t"/>
         </w:pict>
       </w:r>
     </w:p>
@@ -524,7 +524,7 @@
     <w:p>
       <w:r>
         <w:pict w14:anchorId="688B26E7">
-          <v:rect id="_x0000_i1028" style="width:0;height:1.5pt" o:hralign="center" o:hrstd="t" o:hr="t"/>
+          <v:rect id="_x0000_i1188" style="width:0;height:1.5pt" o:hralign="center" o:hrstd="t" o:hr="t"/>
         </w:pict>
       </w:r>
     </w:p>
@@ -1128,155 +1128,182 @@
     </w:p>
     <w:p>
       <w:pPr>
+        <w:pStyle w:val="Codigo"/>
+        <w:ind w:left="720"/>
+        <w:rPr>
+          <w:rStyle w:val="FunctionTok"/>
+          <w:color w:val="auto"/>
+        </w:rPr>
+      </w:pPr>
+      <w:bookmarkStart w:id="6" w:name="_Hlk208225693"/>
+      <w:r>
+        <w:rPr>
+          <w:rStyle w:val="FunctionTok"/>
+          <w:rFonts w:ascii="Courier New" w:hAnsi="Courier New"/>
+          <w:color w:val="auto"/>
+          <w:sz w:val="20"/>
+        </w:rPr>
+        <w:t>{</w:t>
+      </w:r>
+      <w:r>
+        <w:br/>
+      </w:r>
+      <w:r>
+        <w:rPr>
+          <w:rStyle w:val="NormalTok"/>
+          <w:rFonts w:ascii="Courier New" w:hAnsi="Courier New"/>
+          <w:sz w:val="20"/>
+        </w:rPr>
+        <w:t xml:space="preserve">  </w:t>
+      </w:r>
+      <w:r>
+        <w:rPr>
+          <w:rStyle w:val="DataTypeTok"/>
+          <w:rFonts w:ascii="Courier New" w:hAnsi="Courier New"/>
+          <w:color w:val="auto"/>
+          <w:sz w:val="20"/>
+        </w:rPr>
+        <w:t>"usuario"</w:t>
+      </w:r>
+      <w:r>
+        <w:rPr>
+          <w:rStyle w:val="FunctionTok"/>
+          <w:rFonts w:ascii="Courier New" w:hAnsi="Courier New"/>
+          <w:color w:val="auto"/>
+          <w:sz w:val="20"/>
+        </w:rPr>
+        <w:t>:</w:t>
+      </w:r>
+      <w:r>
+        <w:rPr>
+          <w:rStyle w:val="NormalTok"/>
+          <w:rFonts w:ascii="Courier New" w:hAnsi="Courier New"/>
+          <w:sz w:val="20"/>
+        </w:rPr>
+        <w:t xml:space="preserve"> </w:t>
+      </w:r>
+      <w:r>
+        <w:rPr>
+          <w:rStyle w:val="StringTok"/>
+          <w:rFonts w:ascii="Courier New" w:hAnsi="Courier New"/>
+          <w:color w:val="auto"/>
+          <w:sz w:val="20"/>
+        </w:rPr>
+        <w:t>"</w:t>
+      </w:r>
+      <w:r>
+        <w:rPr>
+          <w:rStyle w:val="StringTok"/>
+          <w:rFonts w:ascii="Courier New" w:hAnsi="Courier New"/>
+          <w:color w:val="auto"/>
+          <w:sz w:val="20"/>
+        </w:rPr>
+        <w:t>string</w:t>
+      </w:r>
+      <w:r>
+        <w:rPr>
+          <w:rStyle w:val="StringTok"/>
+          <w:rFonts w:ascii="Courier New" w:hAnsi="Courier New"/>
+          <w:color w:val="auto"/>
+          <w:sz w:val="20"/>
+        </w:rPr>
+        <w:t>"</w:t>
+      </w:r>
+      <w:r>
+        <w:rPr>
+          <w:rStyle w:val="FunctionTok"/>
+          <w:rFonts w:ascii="Courier New" w:hAnsi="Courier New"/>
+          <w:color w:val="auto"/>
+          <w:sz w:val="20"/>
+        </w:rPr>
+        <w:t>,</w:t>
+      </w:r>
+      <w:r>
+        <w:br/>
+      </w:r>
+      <w:r>
+        <w:rPr>
+          <w:rStyle w:val="NormalTok"/>
+          <w:rFonts w:ascii="Courier New" w:hAnsi="Courier New"/>
+          <w:sz w:val="20"/>
+        </w:rPr>
+        <w:t xml:space="preserve">  </w:t>
+      </w:r>
+      <w:r>
+        <w:rPr>
+          <w:rStyle w:val="DataTypeTok"/>
+          <w:rFonts w:ascii="Courier New" w:hAnsi="Courier New"/>
+          <w:color w:val="auto"/>
+          <w:sz w:val="20"/>
+        </w:rPr>
+        <w:t>"password"</w:t>
+      </w:r>
+      <w:r>
+        <w:rPr>
+          <w:rStyle w:val="FunctionTok"/>
+          <w:rFonts w:ascii="Courier New" w:hAnsi="Courier New"/>
+          <w:color w:val="auto"/>
+          <w:sz w:val="20"/>
+        </w:rPr>
+        <w:t>:</w:t>
+      </w:r>
+      <w:r>
+        <w:rPr>
+          <w:rStyle w:val="NormalTok"/>
+          <w:rFonts w:ascii="Courier New" w:hAnsi="Courier New"/>
+          <w:sz w:val="20"/>
+        </w:rPr>
+        <w:t xml:space="preserve"> </w:t>
+      </w:r>
+      <w:r>
+        <w:rPr>
+          <w:rStyle w:val="StringTok"/>
+          <w:rFonts w:ascii="Courier New" w:hAnsi="Courier New"/>
+          <w:color w:val="auto"/>
+          <w:sz w:val="20"/>
+        </w:rPr>
+        <w:t>"</w:t>
+      </w:r>
+      <w:r>
+        <w:rPr>
+          <w:rStyle w:val="StringTok"/>
+          <w:rFonts w:ascii="Courier New" w:hAnsi="Courier New"/>
+          <w:color w:val="auto"/>
+          <w:sz w:val="20"/>
+        </w:rPr>
+        <w:t>string</w:t>
+      </w:r>
+      <w:r>
+        <w:rPr>
+          <w:rStyle w:val="StringTok"/>
+          <w:rFonts w:ascii="Courier New" w:hAnsi="Courier New"/>
+          <w:color w:val="auto"/>
+          <w:sz w:val="20"/>
+        </w:rPr>
+        <w:t>"</w:t>
+      </w:r>
+      <w:r>
+        <w:br/>
+      </w:r>
+      <w:r>
+        <w:rPr>
+          <w:rStyle w:val="FunctionTok"/>
+          <w:rFonts w:ascii="Courier New" w:hAnsi="Courier New"/>
+          <w:color w:val="auto"/>
+          <w:sz w:val="20"/>
+        </w:rPr>
+        <w:t>}</w:t>
+      </w:r>
+      <w:bookmarkEnd w:id="6"/>
+    </w:p>
+    <w:p>
+      <w:pPr>
         <w:pStyle w:val="SourceCode"/>
         <w:numPr>
           <w:ilvl w:val="0"/>
           <w:numId w:val="2"/>
         </w:numPr>
       </w:pPr>
-      <w:r>
-        <w:rPr>
-          <w:rStyle w:val="FunctionTok"/>
-        </w:rPr>
-        <w:t>{</w:t>
-      </w:r>
-      <w:r>
-        <w:br/>
-      </w:r>
-      <w:r>
-        <w:rPr>
-          <w:rStyle w:val="NormalTok"/>
-        </w:rPr>
-        <w:t xml:space="preserve">  </w:t>
-      </w:r>
-      <w:r>
-        <w:rPr>
-          <w:rStyle w:val="DataTypeTok"/>
-        </w:rPr>
-        <w:t>"</w:t>
-      </w:r>
-      <w:proofErr w:type="spellStart"/>
-      <w:r>
-        <w:rPr>
-          <w:rStyle w:val="DataTypeTok"/>
-        </w:rPr>
-        <w:t>username</w:t>
-      </w:r>
-      <w:proofErr w:type="spellEnd"/>
-      <w:r>
-        <w:rPr>
-          <w:rStyle w:val="DataTypeTok"/>
-        </w:rPr>
-        <w:t>"</w:t>
-      </w:r>
-      <w:r>
-        <w:rPr>
-          <w:rStyle w:val="FunctionTok"/>
-        </w:rPr>
-        <w:t>:</w:t>
-      </w:r>
-      <w:r>
-        <w:rPr>
-          <w:rStyle w:val="NormalTok"/>
-        </w:rPr>
-        <w:t xml:space="preserve"> </w:t>
-      </w:r>
-      <w:r>
-        <w:rPr>
-          <w:rStyle w:val="StringTok"/>
-        </w:rPr>
-        <w:t>"</w:t>
-      </w:r>
-      <w:proofErr w:type="spellStart"/>
-      <w:r>
-        <w:rPr>
-          <w:rStyle w:val="StringTok"/>
-        </w:rPr>
-        <w:t>string</w:t>
-      </w:r>
-      <w:proofErr w:type="spellEnd"/>
-      <w:r>
-        <w:rPr>
-          <w:rStyle w:val="StringTok"/>
-        </w:rPr>
-        <w:t>"</w:t>
-      </w:r>
-      <w:r>
-        <w:rPr>
-          <w:rStyle w:val="FunctionTok"/>
-        </w:rPr>
-        <w:t>,</w:t>
-      </w:r>
-      <w:r>
-        <w:br/>
-      </w:r>
-      <w:r>
-        <w:rPr>
-          <w:rStyle w:val="NormalTok"/>
-        </w:rPr>
-        <w:t xml:space="preserve">  </w:t>
-      </w:r>
-      <w:r>
-        <w:rPr>
-          <w:rStyle w:val="DataTypeTok"/>
-        </w:rPr>
-        <w:t>"</w:t>
-      </w:r>
-      <w:proofErr w:type="spellStart"/>
-      <w:r>
-        <w:rPr>
-          <w:rStyle w:val="DataTypeTok"/>
-        </w:rPr>
-        <w:t>password</w:t>
-      </w:r>
-      <w:proofErr w:type="spellEnd"/>
-      <w:r>
-        <w:rPr>
-          <w:rStyle w:val="DataTypeTok"/>
-        </w:rPr>
-        <w:t>"</w:t>
-      </w:r>
-      <w:r>
-        <w:rPr>
-          <w:rStyle w:val="FunctionTok"/>
-        </w:rPr>
-        <w:t>:</w:t>
-      </w:r>
-      <w:r>
-        <w:rPr>
-          <w:rStyle w:val="NormalTok"/>
-        </w:rPr>
-        <w:t xml:space="preserve"> </w:t>
-      </w:r>
-      <w:r>
-        <w:rPr>
-          <w:rStyle w:val="StringTok"/>
-        </w:rPr>
-        <w:t>"</w:t>
-      </w:r>
-      <w:proofErr w:type="spellStart"/>
-      <w:r>
-        <w:rPr>
-          <w:rStyle w:val="StringTok"/>
-        </w:rPr>
-        <w:t>string</w:t>
-      </w:r>
-      <w:proofErr w:type="spellEnd"/>
-      <w:r>
-        <w:rPr>
-          <w:rStyle w:val="StringTok"/>
-        </w:rPr>
-        <w:t>"</w:t>
-      </w:r>
-      <w:r>
-        <w:br/>
-      </w:r>
-      <w:r>
-        <w:rPr>
-          <w:rStyle w:val="FunctionTok"/>
-        </w:rPr>
-        <w:t>}</w:t>
-      </w:r>
     </w:p>
     <w:p>
       <w:pPr>
@@ -1323,199 +1350,164 @@
     </w:p>
     <w:p>
       <w:pPr>
-        <w:pStyle w:val="SourceCode"/>
-        <w:numPr>
-          <w:ilvl w:val="0"/>
-          <w:numId w:val="2"/>
-        </w:numPr>
-        <w:rPr>
-          <w:lang w:val="fr-FR"/>
-        </w:rPr>
+        <w:pStyle w:val="Codigo"/>
       </w:pPr>
       <w:r>
         <w:rPr>
           <w:rStyle w:val="FunctionTok"/>
-          <w:lang w:val="fr-FR"/>
+          <w:rFonts w:ascii="Courier New" w:hAnsi="Courier New"/>
+          <w:color w:val="auto"/>
+          <w:sz w:val="20"/>
         </w:rPr>
         <w:t>{</w:t>
       </w:r>
       <w:r>
-        <w:rPr>
-          <w:lang w:val="fr-FR"/>
-        </w:rPr>
         <w:br/>
       </w:r>
       <w:r>
         <w:rPr>
           <w:rStyle w:val="NormalTok"/>
-          <w:lang w:val="fr-FR"/>
+          <w:rFonts w:ascii="Courier New" w:hAnsi="Courier New"/>
+          <w:sz w:val="20"/>
         </w:rPr>
         <w:t xml:space="preserve">  </w:t>
       </w:r>
       <w:r>
         <w:rPr>
           <w:rStyle w:val="DataTypeTok"/>
-          <w:lang w:val="fr-FR"/>
+          <w:rFonts w:ascii="Courier New" w:hAnsi="Courier New"/>
+          <w:color w:val="auto"/>
+          <w:sz w:val="20"/>
+        </w:rPr>
+        <w:t>"token"</w:t>
+      </w:r>
+      <w:r>
+        <w:rPr>
+          <w:rStyle w:val="DataTypeTok"/>
+          <w:rFonts w:ascii="Courier New" w:hAnsi="Courier New"/>
+          <w:color w:val="auto"/>
+          <w:sz w:val="20"/>
+        </w:rPr>
+        <w:t xml:space="preserve"> </w:t>
+      </w:r>
+      <w:r>
+        <w:rPr>
+          <w:rStyle w:val="FunctionTok"/>
+          <w:rFonts w:ascii="Courier New" w:hAnsi="Courier New"/>
+          <w:color w:val="auto"/>
+          <w:sz w:val="20"/>
+        </w:rPr>
+        <w:t>:</w:t>
+      </w:r>
+      <w:r>
+        <w:rPr>
+          <w:rStyle w:val="FunctionTok"/>
+          <w:rFonts w:ascii="Courier New" w:hAnsi="Courier New"/>
+          <w:color w:val="auto"/>
+          <w:sz w:val="20"/>
+        </w:rPr>
+        <w:t xml:space="preserve"> </w:t>
+      </w:r>
+      <w:r>
+        <w:rPr>
+          <w:rStyle w:val="StringTok"/>
+          <w:rFonts w:ascii="Courier New" w:hAnsi="Courier New"/>
+          <w:color w:val="auto"/>
+          <w:sz w:val="20"/>
+        </w:rPr>
+        <w:t>"eyJhbGciOi..."</w:t>
+      </w:r>
+      <w:r>
+        <w:rPr>
+          <w:rStyle w:val="FunctionTok"/>
+          <w:rFonts w:ascii="Courier New" w:hAnsi="Courier New"/>
+          <w:color w:val="auto"/>
+          <w:sz w:val="20"/>
+        </w:rPr>
+        <w:t>,</w:t>
+      </w:r>
+      <w:r>
+        <w:br/>
+      </w:r>
+      <w:r>
+        <w:rPr>
+          <w:rStyle w:val="NormalTok"/>
+          <w:rFonts w:ascii="Courier New" w:hAnsi="Courier New"/>
+          <w:sz w:val="20"/>
+        </w:rPr>
+        <w:t xml:space="preserve">  </w:t>
+      </w:r>
+      <w:r>
+        <w:rPr>
+          <w:rStyle w:val="DataTypeTok"/>
+          <w:rFonts w:ascii="Courier New" w:hAnsi="Courier New"/>
+          <w:color w:val="auto"/>
+          <w:sz w:val="20"/>
         </w:rPr>
         <w:t>"</w:t>
       </w:r>
-      <w:proofErr w:type="spellStart"/>
       <w:r>
         <w:rPr>
           <w:rStyle w:val="DataTypeTok"/>
-          <w:lang w:val="fr-FR"/>
-        </w:rPr>
-        <w:t>token</w:t>
-      </w:r>
-      <w:proofErr w:type="spellEnd"/>
+          <w:rFonts w:ascii="Courier New" w:hAnsi="Courier New"/>
+          <w:color w:val="auto"/>
+          <w:sz w:val="20"/>
+        </w:rPr>
+        <w:t>LastUsage</w:t>
+      </w:r>
       <w:r>
         <w:rPr>
           <w:rStyle w:val="DataTypeTok"/>
-          <w:lang w:val="fr-FR"/>
+          <w:rFonts w:ascii="Courier New" w:hAnsi="Courier New"/>
+          <w:color w:val="auto"/>
+          <w:sz w:val="20"/>
         </w:rPr>
         <w:t>"</w:t>
       </w:r>
       <w:r>
         <w:rPr>
           <w:rStyle w:val="DataTypeTok"/>
-          <w:lang w:val="fr-FR"/>
+          <w:rFonts w:ascii="Courier New" w:hAnsi="Courier New"/>
+          <w:color w:val="auto"/>
+          <w:sz w:val="20"/>
         </w:rPr>
         <w:t xml:space="preserve"> </w:t>
       </w:r>
       <w:r>
         <w:rPr>
           <w:rStyle w:val="FunctionTok"/>
-          <w:lang w:val="fr-FR"/>
+          <w:rFonts w:ascii="Courier New" w:hAnsi="Courier New"/>
+          <w:color w:val="auto"/>
+          <w:sz w:val="20"/>
         </w:rPr>
         <w:t>:</w:t>
       </w:r>
       <w:r>
         <w:rPr>
+          <w:rStyle w:val="NormalTok"/>
+          <w:rFonts w:ascii="Courier New" w:hAnsi="Courier New"/>
+          <w:sz w:val="20"/>
+        </w:rPr>
+        <w:t xml:space="preserve"> </w:t>
+      </w:r>
+      <w:r>
+        <w:rPr>
+          <w:rStyle w:val="StringTok"/>
+          <w:rFonts w:ascii="Courier New" w:hAnsi="Courier New"/>
+          <w:color w:val="auto"/>
+          <w:sz w:val="20"/>
+        </w:rPr>
+        <w:t>"2025-12-31T23:59:59Z"</w:t>
+      </w:r>
+      <w:r>
+        <w:br/>
+      </w:r>
+      <w:r>
+        <w:rPr>
           <w:rStyle w:val="FunctionTok"/>
-          <w:lang w:val="fr-FR"/>
-        </w:rPr>
-        <w:t xml:space="preserve"> </w:t>
-      </w:r>
-      <w:r>
-        <w:rPr>
-          <w:rStyle w:val="StringTok"/>
-          <w:lang w:val="fr-FR"/>
-        </w:rPr>
-        <w:t>"</w:t>
-      </w:r>
-      <w:proofErr w:type="spellStart"/>
-      <w:r>
-        <w:rPr>
-          <w:rStyle w:val="StringTok"/>
-          <w:lang w:val="fr-FR"/>
-        </w:rPr>
-        <w:t>eyJhbGciOi</w:t>
-      </w:r>
-      <w:proofErr w:type="spellEnd"/>
-      <w:r>
-        <w:rPr>
-          <w:rStyle w:val="StringTok"/>
-          <w:lang w:val="fr-FR"/>
-        </w:rPr>
-        <w:t>..."</w:t>
-      </w:r>
-      <w:r>
-        <w:rPr>
-          <w:rStyle w:val="FunctionTok"/>
-          <w:lang w:val="fr-FR"/>
-        </w:rPr>
-        <w:t>,</w:t>
-      </w:r>
-      <w:r>
-        <w:rPr>
-          <w:lang w:val="fr-FR"/>
-        </w:rPr>
-        <w:br/>
-      </w:r>
-      <w:r>
-        <w:rPr>
-          <w:rStyle w:val="NormalTok"/>
-          <w:lang w:val="fr-FR"/>
-        </w:rPr>
-        <w:t xml:space="preserve">  </w:t>
-      </w:r>
-      <w:r>
-        <w:rPr>
-          <w:rStyle w:val="DataTypeTok"/>
-          <w:lang w:val="fr-FR"/>
-        </w:rPr>
-        <w:t>"</w:t>
-      </w:r>
-      <w:proofErr w:type="spellStart"/>
-      <w:r>
-        <w:rPr>
-          <w:rStyle w:val="DataTypeTok"/>
-          <w:lang w:val="fr-FR"/>
-        </w:rPr>
-        <w:t>LastUsage</w:t>
-      </w:r>
-      <w:proofErr w:type="spellEnd"/>
-      <w:r>
-        <w:rPr>
-          <w:rStyle w:val="DataTypeTok"/>
-          <w:lang w:val="fr-FR"/>
-        </w:rPr>
-        <w:t>"</w:t>
-      </w:r>
-      <w:r>
-        <w:rPr>
-          <w:rStyle w:val="DataTypeTok"/>
-          <w:lang w:val="fr-FR"/>
-        </w:rPr>
-        <w:t xml:space="preserve"> </w:t>
-      </w:r>
-      <w:r>
-        <w:rPr>
-          <w:rStyle w:val="FunctionTok"/>
-          <w:lang w:val="fr-FR"/>
-        </w:rPr>
-        <w:t>:</w:t>
-      </w:r>
-      <w:r>
-        <w:rPr>
-          <w:rStyle w:val="NormalTok"/>
-          <w:lang w:val="fr-FR"/>
-        </w:rPr>
-        <w:t xml:space="preserve"> </w:t>
-      </w:r>
-      <w:r>
-        <w:rPr>
-          <w:rStyle w:val="StringTok"/>
-          <w:lang w:val="fr-FR"/>
-        </w:rPr>
-        <w:t>"2025-12-31T</w:t>
-      </w:r>
-      <w:proofErr w:type="gramStart"/>
-      <w:r>
-        <w:rPr>
-          <w:rStyle w:val="StringTok"/>
-          <w:lang w:val="fr-FR"/>
-        </w:rPr>
-        <w:t>23:59:</w:t>
-      </w:r>
-      <w:proofErr w:type="gramEnd"/>
-      <w:r>
-        <w:rPr>
-          <w:rStyle w:val="StringTok"/>
-          <w:lang w:val="fr-FR"/>
-        </w:rPr>
-        <w:t>59Z"</w:t>
-      </w:r>
-      <w:r>
-        <w:rPr>
-          <w:lang w:val="fr-FR"/>
-        </w:rPr>
-        <w:br/>
-      </w:r>
-      <w:r>
-        <w:rPr>
-          <w:rStyle w:val="FunctionTok"/>
-          <w:lang w:val="fr-FR"/>
+          <w:rFonts w:ascii="Courier New" w:hAnsi="Courier New"/>
+          <w:color w:val="auto"/>
+          <w:sz w:val="20"/>
         </w:rPr>
         <w:t>}</w:t>
       </w:r>
@@ -1712,7 +1704,7 @@
     <w:p>
       <w:r>
         <w:pict w14:anchorId="04D3931D">
-          <v:rect id="_x0000_i1029" style="width:0;height:1.5pt" o:hralign="center" o:bullet="t" o:hrstd="t" o:hr="t"/>
+          <v:rect id="_x0000_i1189" style="width:0;height:1.5pt" o:hralign="center" o:bullet="t" o:hrstd="t" o:hr="t"/>
         </w:pict>
       </w:r>
     </w:p>
@@ -1726,7 +1718,7 @@
           <w:szCs w:val="28"/>
         </w:rPr>
       </w:pPr>
-      <w:bookmarkStart w:id="6" w:name="paso-2-valores-de-referencia"/>
+      <w:bookmarkStart w:id="7" w:name="paso-2-valores-de-referencia"/>
       <w:bookmarkEnd w:id="5"/>
       <w:r>
         <w:rPr>
@@ -1864,10 +1856,10 @@
       </w:r>
     </w:p>
     <w:p>
-      <w:bookmarkStart w:id="7" w:name="actualizar-put"/>
+      <w:bookmarkStart w:id="8" w:name="actualizar-put"/>
       <w:r>
         <w:pict w14:anchorId="43BF7E53">
-          <v:rect id="_x0000_i1030" style="width:0;height:1.5pt" o:hralign="center" o:hrstd="t" o:hr="t"/>
+          <v:rect id="_x0000_i1190" style="width:0;height:1.5pt" o:hralign="center" o:hrstd="t" o:hr="t"/>
         </w:pict>
       </w:r>
     </w:p>
@@ -1881,9 +1873,9 @@
           <w:szCs w:val="28"/>
         </w:rPr>
       </w:pPr>
-      <w:bookmarkStart w:id="8" w:name="paso-3-pruebas"/>
-      <w:bookmarkEnd w:id="6"/>
+      <w:bookmarkStart w:id="9" w:name="paso-3-pruebas"/>
       <w:bookmarkEnd w:id="7"/>
+      <w:bookmarkEnd w:id="8"/>
     </w:p>
     <w:p/>
     <w:p>
@@ -1934,9 +1926,9 @@
           <w:bCs/>
         </w:rPr>
       </w:pPr>
-      <w:bookmarkStart w:id="9" w:name="paso-4-productos"/>
-      <w:bookmarkStart w:id="10" w:name="actualizar-put-2"/>
-      <w:bookmarkEnd w:id="8"/>
+      <w:bookmarkStart w:id="10" w:name="paso-4-productos"/>
+      <w:bookmarkStart w:id="11" w:name="actualizar-put-2"/>
+      <w:bookmarkEnd w:id="9"/>
       <w:r>
         <w:rPr>
           <w:b/>
@@ -2364,407 +2356,91 @@
     </w:p>
     <w:p>
       <w:pPr>
-        <w:spacing w:line="276" w:lineRule="auto"/>
-        <w:ind w:left="708"/>
-        <w:rPr>
-          <w:color w:val="002060"/>
-        </w:rPr>
-      </w:pPr>
-      <w:r>
-        <w:rPr>
-          <w:color w:val="002060"/>
-        </w:rPr>
+        <w:pStyle w:val="Codigo"/>
+      </w:pPr>
+      <w:r>
         <w:t>{</w:t>
       </w:r>
     </w:p>
     <w:p>
       <w:pPr>
-        <w:spacing w:line="276" w:lineRule="auto"/>
-        <w:ind w:left="708"/>
-        <w:rPr>
-          <w:color w:val="002060"/>
-        </w:rPr>
-      </w:pPr>
-      <w:r>
-        <w:rPr>
-          <w:color w:val="002060"/>
-        </w:rPr>
-        <w:t xml:space="preserve">  </w:t>
-      </w:r>
-      <w:r>
-        <w:rPr>
-          <w:color w:val="C00000"/>
-        </w:rPr>
-        <w:t>"total"</w:t>
-      </w:r>
-      <w:r>
-        <w:rPr>
-          <w:color w:val="002060"/>
-        </w:rPr>
-        <w:t>: 3,</w:t>
-      </w:r>
-    </w:p>
-    <w:p>
-      <w:pPr>
-        <w:spacing w:line="276" w:lineRule="auto"/>
-        <w:ind w:left="708"/>
-        <w:rPr>
-          <w:color w:val="002060"/>
-        </w:rPr>
-      </w:pPr>
-      <w:r>
-        <w:rPr>
-          <w:color w:val="002060"/>
-        </w:rPr>
-        <w:t xml:space="preserve">  </w:t>
-      </w:r>
-      <w:r>
-        <w:rPr>
-          <w:color w:val="C00000"/>
-        </w:rPr>
-        <w:t>"</w:t>
-      </w:r>
-      <w:proofErr w:type="spellStart"/>
-      <w:r>
-        <w:rPr>
-          <w:color w:val="C00000"/>
-        </w:rPr>
-        <w:t>paginaActual</w:t>
-      </w:r>
-      <w:proofErr w:type="spellEnd"/>
-      <w:r>
-        <w:rPr>
-          <w:color w:val="C00000"/>
-        </w:rPr>
-        <w:t>"</w:t>
-      </w:r>
-      <w:r>
-        <w:rPr>
-          <w:color w:val="002060"/>
-        </w:rPr>
-        <w:t>: 1,</w:t>
-      </w:r>
-    </w:p>
-    <w:p>
-      <w:pPr>
-        <w:spacing w:line="276" w:lineRule="auto"/>
-        <w:ind w:left="708"/>
-        <w:rPr>
-          <w:color w:val="002060"/>
-        </w:rPr>
-      </w:pPr>
-      <w:r>
-        <w:rPr>
-          <w:color w:val="002060"/>
-        </w:rPr>
-        <w:t xml:space="preserve">  </w:t>
-      </w:r>
-      <w:r>
-        <w:rPr>
-          <w:color w:val="C00000"/>
-        </w:rPr>
-        <w:t>"</w:t>
-      </w:r>
-      <w:proofErr w:type="spellStart"/>
-      <w:r>
-        <w:rPr>
-          <w:color w:val="C00000"/>
-        </w:rPr>
-        <w:t>tamañoPagina</w:t>
-      </w:r>
-      <w:proofErr w:type="spellEnd"/>
-      <w:r>
-        <w:rPr>
-          <w:color w:val="C00000"/>
-        </w:rPr>
-        <w:t>"</w:t>
-      </w:r>
-      <w:r>
-        <w:rPr>
-          <w:color w:val="002060"/>
-        </w:rPr>
-        <w:t>: 20,</w:t>
-      </w:r>
-    </w:p>
-    <w:p>
-      <w:pPr>
-        <w:spacing w:line="276" w:lineRule="auto"/>
-        <w:ind w:left="708"/>
-        <w:rPr>
-          <w:color w:val="002060"/>
-        </w:rPr>
-      </w:pPr>
-      <w:r>
-        <w:rPr>
-          <w:color w:val="002060"/>
-        </w:rPr>
-        <w:t xml:space="preserve">  </w:t>
-      </w:r>
-      <w:r>
-        <w:rPr>
-          <w:color w:val="C00000"/>
-        </w:rPr>
-        <w:t>"expedientes"</w:t>
-      </w:r>
-      <w:r>
-        <w:rPr>
-          <w:color w:val="002060"/>
-        </w:rPr>
-        <w:t>: [</w:t>
-      </w:r>
-    </w:p>
-    <w:p>
-      <w:pPr>
-        <w:spacing w:line="276" w:lineRule="auto"/>
-        <w:ind w:left="708"/>
-        <w:rPr>
-          <w:color w:val="002060"/>
-        </w:rPr>
-      </w:pPr>
-      <w:r>
-        <w:rPr>
-          <w:color w:val="002060"/>
-        </w:rPr>
-        <w:t xml:space="preserve">    {</w:t>
-      </w:r>
-      <w:r>
-        <w:rPr>
-          <w:color w:val="C00000"/>
-        </w:rPr>
-        <w:t>"id"</w:t>
-      </w:r>
-      <w:r>
-        <w:rPr>
-          <w:color w:val="002060"/>
-        </w:rPr>
-        <w:t xml:space="preserve">: </w:t>
-      </w:r>
-      <w:r>
-        <w:rPr>
-          <w:color w:val="92D050"/>
-        </w:rPr>
-        <w:t>"</w:t>
-      </w:r>
-      <w:r>
-        <w:rPr>
-          <w:color w:val="92D050"/>
-        </w:rPr>
+        <w:pStyle w:val="Codigo"/>
+      </w:pPr>
+      <w:r>
+        <w:t xml:space="preserve">  "total": 3,</w:t>
+      </w:r>
+    </w:p>
+    <w:p>
+      <w:pPr>
+        <w:pStyle w:val="Codigo"/>
+      </w:pPr>
+      <w:r>
+        <w:t xml:space="preserve">  "paginaActual": 1,</w:t>
+      </w:r>
+    </w:p>
+    <w:p>
+      <w:pPr>
+        <w:pStyle w:val="Codigo"/>
+      </w:pPr>
+      <w:r>
+        <w:t xml:space="preserve">  "tamañoPagina": 20,</w:t>
+      </w:r>
+    </w:p>
+    <w:p>
+      <w:pPr>
+        <w:pStyle w:val="Codigo"/>
+      </w:pPr>
+      <w:r>
+        <w:t xml:space="preserve">  "expedientes": [</w:t>
+      </w:r>
+    </w:p>
+    <w:p>
+      <w:pPr>
+        <w:pStyle w:val="Codigo"/>
+      </w:pPr>
+      <w:r>
+        <w:t xml:space="preserve">    {"id": "</w:t>
+      </w:r>
+      <w:r>
         <w:t>68b9fff028af4964e7d15441</w:t>
       </w:r>
       <w:r>
-        <w:rPr>
-          <w:color w:val="92D050"/>
-        </w:rPr>
-        <w:t>"</w:t>
-      </w:r>
-      <w:r>
-        <w:rPr>
-          <w:color w:val="002060"/>
-        </w:rPr>
-        <w:t xml:space="preserve">, </w:t>
-      </w:r>
-      <w:r>
-        <w:rPr>
-          <w:color w:val="C00000"/>
-        </w:rPr>
-        <w:t>"</w:t>
-      </w:r>
-      <w:proofErr w:type="spellStart"/>
-      <w:r>
-        <w:rPr>
-          <w:color w:val="C00000"/>
-        </w:rPr>
-        <w:t>claveExpediente</w:t>
-      </w:r>
-      <w:proofErr w:type="spellEnd"/>
-      <w:r>
-        <w:rPr>
-          <w:color w:val="C00000"/>
-        </w:rPr>
-        <w:t>"</w:t>
-      </w:r>
-      <w:r>
-        <w:rPr>
-          <w:color w:val="002060"/>
-        </w:rPr>
-        <w:t>: "EXP-001"},</w:t>
-      </w:r>
-    </w:p>
-    <w:p>
-      <w:pPr>
-        <w:spacing w:line="276" w:lineRule="auto"/>
-        <w:ind w:left="708"/>
-        <w:rPr>
-          <w:color w:val="002060"/>
-        </w:rPr>
-      </w:pPr>
-      <w:r>
-        <w:rPr>
-          <w:color w:val="002060"/>
-        </w:rPr>
-        <w:t xml:space="preserve">    {</w:t>
-      </w:r>
-      <w:r>
-        <w:rPr>
-          <w:color w:val="C00000"/>
-        </w:rPr>
-        <w:t>"id"</w:t>
-      </w:r>
-      <w:r>
-        <w:rPr>
-          <w:color w:val="002060"/>
-        </w:rPr>
-        <w:t xml:space="preserve">: </w:t>
-      </w:r>
-      <w:r>
-        <w:rPr>
-          <w:color w:val="92D050"/>
-        </w:rPr>
-        <w:t>"</w:t>
-      </w:r>
-      <w:r>
-        <w:rPr>
-          <w:color w:val="92D050"/>
-        </w:rPr>
-        <w:t>68b9fff028af4964e7d1544</w:t>
-      </w:r>
-      <w:r>
-        <w:rPr>
-          <w:color w:val="92D050"/>
-        </w:rPr>
-        <w:t>2</w:t>
-      </w:r>
-      <w:r>
-        <w:rPr>
-          <w:color w:val="92D050"/>
-        </w:rPr>
-        <w:t>"</w:t>
-      </w:r>
-      <w:r>
-        <w:rPr>
-          <w:color w:val="002060"/>
-        </w:rPr>
-        <w:t xml:space="preserve">, </w:t>
-      </w:r>
-      <w:r>
-        <w:rPr>
-          <w:color w:val="C00000"/>
-        </w:rPr>
-        <w:t>"</w:t>
-      </w:r>
-      <w:proofErr w:type="spellStart"/>
-      <w:r>
-        <w:rPr>
-          <w:color w:val="C00000"/>
-        </w:rPr>
-        <w:t>claveExpediente</w:t>
-      </w:r>
-      <w:proofErr w:type="spellEnd"/>
-      <w:r>
-        <w:rPr>
-          <w:color w:val="C00000"/>
-        </w:rPr>
-        <w:t>"</w:t>
-      </w:r>
-      <w:r>
-        <w:rPr>
-          <w:color w:val="002060"/>
-        </w:rPr>
-        <w:t>: "EXP-002"},</w:t>
-      </w:r>
-    </w:p>
-    <w:p>
-      <w:pPr>
-        <w:spacing w:line="276" w:lineRule="auto"/>
-        <w:ind w:left="708"/>
-        <w:rPr>
-          <w:color w:val="002060"/>
-        </w:rPr>
-      </w:pPr>
-      <w:r>
-        <w:rPr>
-          <w:color w:val="002060"/>
-        </w:rPr>
-        <w:t xml:space="preserve">    {</w:t>
-      </w:r>
-      <w:r>
-        <w:rPr>
-          <w:color w:val="C00000"/>
-        </w:rPr>
-        <w:t>"id"</w:t>
-      </w:r>
-      <w:r>
-        <w:rPr>
-          <w:color w:val="002060"/>
-        </w:rPr>
-        <w:t xml:space="preserve">: </w:t>
-      </w:r>
-      <w:r>
-        <w:rPr>
-          <w:color w:val="92D050"/>
-        </w:rPr>
-        <w:t>"</w:t>
-      </w:r>
-      <w:r>
-        <w:rPr>
-          <w:color w:val="92D050"/>
-        </w:rPr>
-        <w:t>68b9fff028af4964e7d1544</w:t>
-      </w:r>
-      <w:r>
-        <w:rPr>
-          <w:color w:val="92D050"/>
-        </w:rPr>
-        <w:t>3</w:t>
-      </w:r>
-      <w:r>
-        <w:rPr>
-          <w:color w:val="92D050"/>
-        </w:rPr>
-        <w:t>"</w:t>
-      </w:r>
-      <w:r>
-        <w:rPr>
-          <w:color w:val="002060"/>
-        </w:rPr>
-        <w:t xml:space="preserve">, </w:t>
-      </w:r>
-      <w:r>
-        <w:rPr>
-          <w:color w:val="C00000"/>
-        </w:rPr>
-        <w:t>"</w:t>
-      </w:r>
-      <w:proofErr w:type="spellStart"/>
-      <w:r>
-        <w:rPr>
-          <w:color w:val="C00000"/>
-        </w:rPr>
-        <w:t>claveExpediente</w:t>
-      </w:r>
-      <w:proofErr w:type="spellEnd"/>
-      <w:r>
-        <w:rPr>
-          <w:color w:val="C00000"/>
-        </w:rPr>
-        <w:t>"</w:t>
-      </w:r>
-      <w:r>
-        <w:rPr>
-          <w:color w:val="002060"/>
-        </w:rPr>
-        <w:t>: "EXP-003"}]</w:t>
-      </w:r>
-    </w:p>
-    <w:p>
-      <w:pPr>
-        <w:spacing w:line="276" w:lineRule="auto"/>
-        <w:ind w:left="708"/>
-      </w:pPr>
-      <w:r>
-        <w:rPr>
-          <w:color w:val="002060"/>
-        </w:rPr>
+        <w:t>", "claveExpediente": "EXP-001"},</w:t>
+      </w:r>
+    </w:p>
+    <w:p>
+      <w:pPr>
+        <w:pStyle w:val="Codigo"/>
+      </w:pPr>
+      <w:r>
+        <w:t xml:space="preserve">    {"id": "</w:t>
+      </w:r>
+      <w:r>
+        <w:t>68b9fff028af4964e7d15442</w:t>
+      </w:r>
+      <w:r>
+        <w:t>", "claveExpediente": "EXP-002"},</w:t>
+      </w:r>
+    </w:p>
+    <w:p>
+      <w:pPr>
+        <w:pStyle w:val="Codigo"/>
+      </w:pPr>
+      <w:r>
+        <w:t xml:space="preserve">    {"id": "</w:t>
+      </w:r>
+      <w:r>
+        <w:t>68b9fff028af4964e7d15443</w:t>
+      </w:r>
+      <w:r>
+        <w:t>", "claveExpediente": "EXP-003"}]</w:t>
+      </w:r>
+    </w:p>
+    <w:p>
+      <w:pPr>
+        <w:pStyle w:val="Codigo"/>
+      </w:pPr>
+      <w:r>
         <w:t>}</w:t>
       </w:r>
     </w:p>
@@ -2774,7 +2450,7 @@
       </w:pPr>
       <w:r>
         <w:pict w14:anchorId="00A2DF57">
-          <v:rect id="_x0000_i1031" style="width:0;height:1.5pt" o:hralign="center" o:hrstd="t" o:hr="t" fillcolor="#a0a0a0" stroked="f"/>
+          <v:rect id="_x0000_i1191" style="width:0;height:1.5pt" o:hralign="center" o:hrstd="t" o:hr="t" fillcolor="#a0a0a0" stroked="f"/>
         </w:pict>
       </w:r>
     </w:p>
@@ -2791,7 +2467,6 @@
           <w:b/>
           <w:bCs/>
         </w:rPr>
-        <w:lastRenderedPageBreak/>
         <w:t>Paso 2 – Seleccionar un ID de expediente</w:t>
       </w:r>
     </w:p>
@@ -2837,8 +2512,9 @@
         <w:spacing w:after="200"/>
       </w:pPr>
       <w:r>
+        <w:lastRenderedPageBreak/>
         <w:pict w14:anchorId="035EB4EC">
-          <v:rect id="_x0000_i1032" style="width:0;height:1.5pt" o:hralign="center" o:hrstd="t" o:hr="t" fillcolor="#a0a0a0" stroked="f"/>
+          <v:rect id="_x0000_i1192" style="width:0;height:1.5pt" o:hralign="center" o:hrstd="t" o:hr="t" fillcolor="#a0a0a0" stroked="f"/>
         </w:pict>
       </w:r>
     </w:p>
@@ -3155,8 +2831,7 @@
     </w:p>
     <w:p>
       <w:pPr>
-        <w:spacing w:line="276" w:lineRule="auto"/>
-        <w:ind w:left="708"/>
+        <w:pStyle w:val="Codigo"/>
       </w:pPr>
       <w:r>
         <w:t>{</w:t>
@@ -3164,216 +2839,130 @@
     </w:p>
     <w:p>
       <w:pPr>
-        <w:spacing w:line="276" w:lineRule="auto"/>
-        <w:ind w:left="708"/>
-      </w:pPr>
-      <w:r>
-        <w:t xml:space="preserve">  </w:t>
-      </w:r>
-      <w:r>
-        <w:rPr>
-          <w:color w:val="C00000"/>
-        </w:rPr>
-        <w:t>"id"</w:t>
-      </w:r>
-      <w:r>
-        <w:rPr>
-          <w:color w:val="002060"/>
-        </w:rPr>
-        <w:t xml:space="preserve">: </w:t>
-      </w:r>
-      <w:r>
-        <w:rPr>
-          <w:color w:val="92D050"/>
-        </w:rPr>
-        <w:t>"</w:t>
-      </w:r>
-      <w:r>
-        <w:rPr>
-          <w:color w:val="92D050"/>
-        </w:rPr>
+        <w:pStyle w:val="Codigo"/>
+      </w:pPr>
+      <w:r>
+        <w:t xml:space="preserve">  "id": "</w:t>
+      </w:r>
+      <w:r>
         <w:t xml:space="preserve"> 68b90793cb3e5cebbac9d373</w:t>
       </w:r>
       <w:r>
-        <w:rPr>
-          <w:color w:val="92D050"/>
-        </w:rPr>
-        <w:t>"</w:t>
-      </w:r>
-      <w:r>
-        <w:rPr>
-          <w:color w:val="002060"/>
-        </w:rPr>
-        <w:t>,</w:t>
-      </w:r>
-    </w:p>
-    <w:p>
-      <w:pPr>
-        <w:spacing w:line="276" w:lineRule="auto"/>
-        <w:ind w:left="708"/>
-      </w:pPr>
-      <w:r>
-        <w:t xml:space="preserve">  </w:t>
-      </w:r>
-      <w:r>
-        <w:rPr>
-          <w:color w:val="C00000"/>
-        </w:rPr>
-        <w:t>"</w:t>
+        <w:t>",</w:t>
+      </w:r>
+    </w:p>
+    <w:p>
+      <w:pPr>
+        <w:pStyle w:val="Codigo"/>
+      </w:pPr>
+      <w:r>
+        <w:t xml:space="preserve">  "claveExpediente": "EXP-001",</w:t>
+      </w:r>
+    </w:p>
+    <w:p>
+      <w:pPr>
+        <w:pStyle w:val="Codigo"/>
+      </w:pPr>
+      <w:r>
+        <w:t xml:space="preserve">  "muestrasExpediente": [</w:t>
+      </w:r>
+    </w:p>
+    <w:p>
+      <w:pPr>
+        <w:pStyle w:val="Codigo"/>
+      </w:pPr>
+      <w:r>
+        <w:t xml:space="preserve">    {"identificador": "M01", "estatus": "PENDIENTE_PRUEBAS"},</w:t>
+      </w:r>
+    </w:p>
+    <w:p>
+      <w:pPr>
+        <w:pStyle w:val="Codigo"/>
+      </w:pPr>
+      <w:r>
+        <w:t xml:space="preserve">    {"identificador": "M02", "estatus": "PENDIENTE_PRUEBAS"}]</w:t>
+      </w:r>
+    </w:p>
+    <w:p>
+      <w:pPr>
+        <w:pStyle w:val="Codigo"/>
+      </w:pPr>
+      <w:r>
+        <w:t>}</w:t>
+      </w:r>
+    </w:p>
+    <w:p>
+      <w:pPr>
+        <w:spacing w:after="200"/>
+      </w:pPr>
+      <w:r>
+        <w:pict w14:anchorId="634F6A92">
+          <v:rect id="_x0000_i1193" style="width:0;height:1.5pt" o:hralign="center" o:hrstd="t" o:hr="t" fillcolor="#a0a0a0" stroked="f"/>
+        </w:pict>
+      </w:r>
+    </w:p>
+    <w:p>
+      <w:pPr>
+        <w:spacing w:after="200"/>
+        <w:rPr>
+          <w:b/>
+          <w:bCs/>
+        </w:rPr>
+      </w:pPr>
+    </w:p>
+    <w:p>
+      <w:pPr>
+        <w:spacing w:after="200"/>
+        <w:rPr>
+          <w:b/>
+          <w:bCs/>
+        </w:rPr>
+      </w:pPr>
+    </w:p>
+    <w:p>
+      <w:pPr>
+        <w:spacing w:after="200"/>
+        <w:rPr>
+          <w:b/>
+          <w:bCs/>
+        </w:rPr>
+      </w:pPr>
+      <w:r>
+        <w:rPr>
+          <w:b/>
+          <w:bCs/>
+        </w:rPr>
+        <w:t>Paso 4 – Agregar muestra a un expediente</w:t>
+      </w:r>
+    </w:p>
+    <w:p>
+      <w:pPr>
+        <w:spacing w:after="200"/>
+      </w:pPr>
+      <w:r>
+        <w:rPr>
+          <w:rFonts w:ascii="Segoe UI Emoji" w:hAnsi="Segoe UI Emoji" w:cs="Segoe UI Emoji"/>
+        </w:rPr>
+        <w:t>📌</w:t>
+      </w:r>
+      <w:r>
+        <w:t xml:space="preserve"> </w:t>
       </w:r>
       <w:proofErr w:type="spellStart"/>
       <w:r>
         <w:rPr>
-          <w:color w:val="C00000"/>
-        </w:rPr>
-        <w:t>claveExpediente</w:t>
+          <w:b/>
+          <w:bCs/>
+        </w:rPr>
+        <w:t>Endpoint</w:t>
       </w:r>
       <w:proofErr w:type="spellEnd"/>
       <w:r>
         <w:rPr>
-          <w:color w:val="C00000"/>
-        </w:rPr>
-        <w:t>"</w:t>
-      </w:r>
-      <w:r>
-        <w:rPr>
-          <w:color w:val="002060"/>
-        </w:rPr>
-        <w:t>: "EXP-001",</w:t>
-      </w:r>
-    </w:p>
-    <w:p>
-      <w:pPr>
-        <w:spacing w:line="276" w:lineRule="auto"/>
-        <w:ind w:left="708"/>
-        <w:rPr>
-          <w:color w:val="002060"/>
-        </w:rPr>
-      </w:pPr>
-      <w:r>
-        <w:t xml:space="preserve">  </w:t>
-      </w:r>
-      <w:r>
-        <w:rPr>
-          <w:color w:val="C00000"/>
-        </w:rPr>
-        <w:t>"</w:t>
-      </w:r>
-      <w:proofErr w:type="spellStart"/>
-      <w:r>
-        <w:rPr>
-          <w:color w:val="C00000"/>
-        </w:rPr>
-        <w:t>muestrasExpediente</w:t>
-      </w:r>
-      <w:proofErr w:type="spellEnd"/>
-      <w:r>
-        <w:rPr>
-          <w:color w:val="C00000"/>
-        </w:rPr>
-        <w:t>"</w:t>
-      </w:r>
-      <w:r>
-        <w:rPr>
-          <w:color w:val="002060"/>
-        </w:rPr>
-        <w:t>: [</w:t>
-      </w:r>
-    </w:p>
-    <w:p>
-      <w:pPr>
-        <w:spacing w:line="276" w:lineRule="auto"/>
-        <w:ind w:left="708"/>
-        <w:rPr>
-          <w:color w:val="002060"/>
-        </w:rPr>
-      </w:pPr>
-      <w:r>
-        <w:rPr>
-          <w:color w:val="002060"/>
-        </w:rPr>
-        <w:t xml:space="preserve">    {</w:t>
-      </w:r>
-      <w:r>
-        <w:rPr>
-          <w:color w:val="C00000"/>
-        </w:rPr>
-        <w:t>"identificador"</w:t>
-      </w:r>
-      <w:r>
-        <w:rPr>
-          <w:color w:val="002060"/>
-        </w:rPr>
-        <w:t>: "M01",</w:t>
-      </w:r>
-      <w:r>
-        <w:t xml:space="preserve"> </w:t>
-      </w:r>
-      <w:r>
-        <w:rPr>
-          <w:color w:val="C00000"/>
-        </w:rPr>
-        <w:t>"estatus"</w:t>
-      </w:r>
-      <w:r>
-        <w:rPr>
-          <w:color w:val="002060"/>
-        </w:rPr>
-        <w:t>: "PENDIENTE_PRUEBAS"},</w:t>
-      </w:r>
-    </w:p>
-    <w:p>
-      <w:pPr>
-        <w:spacing w:line="276" w:lineRule="auto"/>
-        <w:ind w:left="708"/>
-        <w:rPr>
-          <w:color w:val="002060"/>
-        </w:rPr>
-      </w:pPr>
-      <w:r>
-        <w:rPr>
-          <w:color w:val="002060"/>
-        </w:rPr>
-        <w:t xml:space="preserve">    {</w:t>
-      </w:r>
-      <w:r>
-        <w:rPr>
-          <w:color w:val="C00000"/>
-        </w:rPr>
-        <w:t>"identificador"</w:t>
-      </w:r>
-      <w:r>
-        <w:rPr>
-          <w:color w:val="002060"/>
-        </w:rPr>
-        <w:t>: "M02",</w:t>
-      </w:r>
-      <w:r>
-        <w:t xml:space="preserve"> </w:t>
-      </w:r>
-      <w:r>
-        <w:rPr>
-          <w:color w:val="C00000"/>
-        </w:rPr>
-        <w:t>"estatus"</w:t>
-      </w:r>
-      <w:r>
-        <w:rPr>
-          <w:color w:val="002060"/>
-        </w:rPr>
-        <w:t>: "PENDIENTE_PRUEBAS"}]</w:t>
-      </w:r>
-    </w:p>
-    <w:p>
-      <w:pPr>
-        <w:spacing w:line="276" w:lineRule="auto"/>
-        <w:ind w:left="708"/>
-      </w:pPr>
-      <w:r>
-        <w:rPr>
-          <w:color w:val="002060"/>
-        </w:rPr>
-        <w:t>}</w:t>
+          <w:b/>
+          <w:bCs/>
+        </w:rPr>
+        <w:t>:</w:t>
       </w:r>
     </w:p>
     <w:p>
@@ -3381,81 +2970,6 @@
         <w:spacing w:after="200"/>
       </w:pPr>
       <w:r>
-        <w:pict w14:anchorId="634F6A92">
-          <v:rect id="_x0000_i1033" style="width:0;height:1.5pt" o:hralign="center" o:hrstd="t" o:hr="t" fillcolor="#a0a0a0" stroked="f"/>
-        </w:pict>
-      </w:r>
-    </w:p>
-    <w:p>
-      <w:pPr>
-        <w:spacing w:after="200"/>
-        <w:rPr>
-          <w:b/>
-          <w:bCs/>
-        </w:rPr>
-      </w:pPr>
-    </w:p>
-    <w:p>
-      <w:pPr>
-        <w:spacing w:after="200"/>
-        <w:rPr>
-          <w:b/>
-          <w:bCs/>
-        </w:rPr>
-      </w:pPr>
-    </w:p>
-    <w:p>
-      <w:pPr>
-        <w:spacing w:after="200"/>
-        <w:rPr>
-          <w:b/>
-          <w:bCs/>
-        </w:rPr>
-      </w:pPr>
-      <w:r>
-        <w:rPr>
-          <w:b/>
-          <w:bCs/>
-        </w:rPr>
-        <w:t>Paso 4 – Agregar muestra a un expediente</w:t>
-      </w:r>
-    </w:p>
-    <w:p>
-      <w:pPr>
-        <w:spacing w:after="200"/>
-      </w:pPr>
-      <w:r>
-        <w:rPr>
-          <w:rFonts w:ascii="Segoe UI Emoji" w:hAnsi="Segoe UI Emoji" w:cs="Segoe UI Emoji"/>
-        </w:rPr>
-        <w:t>📌</w:t>
-      </w:r>
-      <w:r>
-        <w:t xml:space="preserve"> </w:t>
-      </w:r>
-      <w:proofErr w:type="spellStart"/>
-      <w:r>
-        <w:rPr>
-          <w:b/>
-          <w:bCs/>
-        </w:rPr>
-        <w:t>Endpoint</w:t>
-      </w:r>
-      <w:proofErr w:type="spellEnd"/>
-      <w:r>
-        <w:rPr>
-          <w:b/>
-          <w:bCs/>
-        </w:rPr>
-        <w:t>:</w:t>
-      </w:r>
-    </w:p>
-    <w:p>
-      <w:pPr>
-        <w:spacing w:after="200"/>
-      </w:pPr>
-      <w:r>
-        <w:lastRenderedPageBreak/>
         <w:t>PUT /F2_PreparacionFabricacion/</w:t>
       </w:r>
       <w:proofErr w:type="spellStart"/>
@@ -3559,6 +3073,7 @@
           <w:b/>
           <w:bCs/>
         </w:rPr>
+        <w:lastRenderedPageBreak/>
         <w:t xml:space="preserve">Pasos en </w:t>
       </w:r>
       <w:proofErr w:type="spellStart"/>
@@ -3826,7 +3341,7 @@
       </w:pPr>
       <w:r>
         <w:pict w14:anchorId="78B84826">
-          <v:rect id="_x0000_i1034" style="width:0;height:1.5pt" o:hralign="center" o:hrstd="t" o:hr="t" fillcolor="#a0a0a0" stroked="f"/>
+          <v:rect id="_x0000_i1194" style="width:0;height:1.5pt" o:hralign="center" o:hrstd="t" o:hr="t" fillcolor="#a0a0a0" stroked="f"/>
         </w:pict>
       </w:r>
     </w:p>
@@ -3900,7 +3415,7 @@
       </w:pPr>
       <w:r>
         <w:pict w14:anchorId="50B4C3FA">
-          <v:rect id="_x0000_i1035" style="width:0;height:1.5pt" o:hralign="center" o:hrstd="t" o:hr="t" fillcolor="#a0a0a0" stroked="f"/>
+          <v:rect id="_x0000_i1195" style="width:0;height:1.5pt" o:hralign="center" o:hrstd="t" o:hr="t" fillcolor="#a0a0a0" stroked="f"/>
         </w:pict>
       </w:r>
     </w:p>
@@ -3947,334 +3462,129 @@
         <w:spacing w:after="200"/>
       </w:pPr>
       <w:r>
+        <w:t xml:space="preserve">Consultar nuevamente el expediente por </w:t>
+      </w:r>
+      <w:r>
+        <w:rPr>
+          <w:b/>
+          <w:bCs/>
+        </w:rPr>
+        <w:t>ID</w:t>
+      </w:r>
+      <w:r>
+        <w:t xml:space="preserve"> (GET /</w:t>
+      </w:r>
+      <w:proofErr w:type="spellStart"/>
+      <w:r>
+        <w:t>ExpedientePruebas</w:t>
+      </w:r>
+      <w:proofErr w:type="spellEnd"/>
+      <w:r>
+        <w:t>/{id}) para confirmar que las nuevas muestras se añadieron.</w:t>
+      </w:r>
+    </w:p>
+    <w:p>
+      <w:pPr>
+        <w:spacing w:after="200"/>
+        <w:rPr>
+          <w:b/>
+          <w:bCs/>
+        </w:rPr>
+      </w:pPr>
+      <w:r>
+        <w:rPr>
+          <w:b/>
+          <w:bCs/>
+        </w:rPr>
+        <w:t>Ejemplo de JSON de respuesta:</w:t>
+      </w:r>
+    </w:p>
+    <w:p>
+      <w:pPr>
+        <w:pStyle w:val="Codigo"/>
+      </w:pPr>
+      <w:r>
+        <w:t>{</w:t>
+      </w:r>
+    </w:p>
+    <w:p>
+      <w:pPr>
+        <w:pStyle w:val="Codigo"/>
+      </w:pPr>
+      <w:r>
+        <w:t xml:space="preserve">  "id": "</w:t>
+      </w:r>
+      <w:r>
+        <w:t>68b9fff028af4964e7d15441</w:t>
+      </w:r>
+      <w:r>
+        <w:t>",</w:t>
+      </w:r>
+    </w:p>
+    <w:p>
+      <w:pPr>
+        <w:pStyle w:val="Codigo"/>
+      </w:pPr>
+      <w:r>
+        <w:t xml:space="preserve">  "claveExpediente": "EXP-001",</w:t>
+      </w:r>
+    </w:p>
+    <w:p>
+      <w:pPr>
+        <w:pStyle w:val="Codigo"/>
+      </w:pPr>
+      <w:r>
+        <w:t xml:space="preserve">  "muestrasExpediente": [</w:t>
+      </w:r>
+    </w:p>
+    <w:p>
+      <w:pPr>
+        <w:pStyle w:val="Codigo"/>
+      </w:pPr>
+      <w:r>
         <w:lastRenderedPageBreak/>
-        <w:t xml:space="preserve">Consultar nuevamente el expediente por </w:t>
-      </w:r>
-      <w:r>
-        <w:rPr>
-          <w:b/>
-          <w:bCs/>
-        </w:rPr>
-        <w:t>ID</w:t>
-      </w:r>
-      <w:r>
-        <w:t xml:space="preserve"> (GET /</w:t>
-      </w:r>
-      <w:proofErr w:type="spellStart"/>
-      <w:r>
-        <w:t>ExpedientePruebas</w:t>
-      </w:r>
-      <w:proofErr w:type="spellEnd"/>
-      <w:r>
-        <w:t>/{id}) para confirmar que las nuevas muestras se añadieron.</w:t>
+        <w:t xml:space="preserve">    {"identificador": "M01", "estatus": "PENDIENTE_PRUEBAS"},</w:t>
+      </w:r>
+    </w:p>
+    <w:p>
+      <w:pPr>
+        <w:pStyle w:val="Codigo"/>
+      </w:pPr>
+      <w:r>
+        <w:t xml:space="preserve">    {"identificador": "M02", "estatus": "PENDIENTE_PRUEBAS"},</w:t>
+      </w:r>
+    </w:p>
+    <w:p>
+      <w:pPr>
+        <w:pStyle w:val="Codigo"/>
+      </w:pPr>
+      <w:r>
+        <w:t xml:space="preserve">    {"identificador": "M03", "estatus": "PENDIENTE_PRUEBAS"}</w:t>
+      </w:r>
+    </w:p>
+    <w:p>
+      <w:pPr>
+        <w:pStyle w:val="Codigo"/>
+      </w:pPr>
+      <w:r>
+        <w:t xml:space="preserve">  ]</w:t>
+      </w:r>
+    </w:p>
+    <w:p>
+      <w:pPr>
+        <w:pStyle w:val="Codigo"/>
+      </w:pPr>
+      <w:r>
+        <w:t>}</w:t>
       </w:r>
     </w:p>
     <w:p>
       <w:pPr>
         <w:spacing w:after="200"/>
-        <w:rPr>
-          <w:b/>
-          <w:bCs/>
-        </w:rPr>
-      </w:pPr>
-      <w:r>
-        <w:rPr>
-          <w:b/>
-          <w:bCs/>
-        </w:rPr>
-        <w:t>Ejemplo de JSON de respuesta:</w:t>
-      </w:r>
-    </w:p>
-    <w:p>
-      <w:pPr>
-        <w:spacing w:line="276" w:lineRule="auto"/>
-        <w:ind w:left="708"/>
-        <w:rPr>
-          <w:color w:val="002060"/>
-        </w:rPr>
-      </w:pPr>
-      <w:r>
-        <w:rPr>
-          <w:color w:val="002060"/>
-        </w:rPr>
-        <w:t>{</w:t>
-      </w:r>
-    </w:p>
-    <w:p>
-      <w:pPr>
-        <w:spacing w:line="276" w:lineRule="auto"/>
-        <w:ind w:left="708"/>
-      </w:pPr>
-      <w:r>
-        <w:t xml:space="preserve">  </w:t>
-      </w:r>
-      <w:r>
-        <w:rPr>
-          <w:color w:val="C00000"/>
-        </w:rPr>
-        <w:t>"id"</w:t>
-      </w:r>
-      <w:r>
-        <w:rPr>
-          <w:color w:val="002060"/>
-        </w:rPr>
-        <w:t xml:space="preserve">: </w:t>
-      </w:r>
-      <w:r>
-        <w:rPr>
-          <w:color w:val="92D050"/>
-        </w:rPr>
-        <w:t>"</w:t>
-      </w:r>
-      <w:r>
-        <w:rPr>
-          <w:color w:val="92D050"/>
-        </w:rPr>
-        <w:t>68b9fff028af4964e7d15441</w:t>
-      </w:r>
-      <w:r>
-        <w:rPr>
-          <w:color w:val="92D050"/>
-        </w:rPr>
-        <w:t>"</w:t>
-      </w:r>
-      <w:r>
-        <w:rPr>
-          <w:color w:val="002060"/>
-        </w:rPr>
-        <w:t>,</w:t>
-      </w:r>
-    </w:p>
-    <w:p>
-      <w:pPr>
-        <w:spacing w:line="276" w:lineRule="auto"/>
-        <w:ind w:left="708"/>
-      </w:pPr>
-      <w:r>
-        <w:t xml:space="preserve">  </w:t>
-      </w:r>
-      <w:r>
-        <w:rPr>
-          <w:color w:val="C00000"/>
-        </w:rPr>
-        <w:t>"</w:t>
-      </w:r>
-      <w:proofErr w:type="spellStart"/>
-      <w:r>
-        <w:rPr>
-          <w:color w:val="C00000"/>
-        </w:rPr>
-        <w:t>claveExpediente</w:t>
-      </w:r>
-      <w:proofErr w:type="spellEnd"/>
-      <w:r>
-        <w:rPr>
-          <w:color w:val="C00000"/>
-        </w:rPr>
-        <w:t>"</w:t>
-      </w:r>
-      <w:r>
-        <w:rPr>
-          <w:color w:val="002060"/>
-        </w:rPr>
-        <w:t>: "EXP-001",</w:t>
-      </w:r>
-    </w:p>
-    <w:p>
-      <w:pPr>
-        <w:spacing w:line="276" w:lineRule="auto"/>
-        <w:ind w:left="708"/>
-        <w:rPr>
-          <w:color w:val="002060"/>
-        </w:rPr>
-      </w:pPr>
-      <w:r>
-        <w:t xml:space="preserve">  </w:t>
-      </w:r>
-      <w:r>
-        <w:rPr>
-          <w:color w:val="C00000"/>
-        </w:rPr>
-        <w:t>"</w:t>
-      </w:r>
-      <w:proofErr w:type="spellStart"/>
-      <w:r>
-        <w:rPr>
-          <w:color w:val="C00000"/>
-        </w:rPr>
-        <w:t>muestrasExpediente</w:t>
-      </w:r>
-      <w:proofErr w:type="spellEnd"/>
-      <w:r>
-        <w:rPr>
-          <w:color w:val="C00000"/>
-        </w:rPr>
-        <w:t>"</w:t>
-      </w:r>
-      <w:r>
-        <w:rPr>
-          <w:color w:val="002060"/>
-        </w:rPr>
-        <w:t>: [</w:t>
-      </w:r>
-    </w:p>
-    <w:p>
-      <w:pPr>
-        <w:spacing w:line="276" w:lineRule="auto"/>
-        <w:ind w:left="708"/>
-        <w:rPr>
-          <w:color w:val="002060"/>
-        </w:rPr>
-      </w:pPr>
-      <w:r>
-        <w:rPr>
-          <w:color w:val="002060"/>
-        </w:rPr>
-        <w:t xml:space="preserve">    {</w:t>
-      </w:r>
-      <w:r>
-        <w:rPr>
-          <w:color w:val="C00000"/>
-        </w:rPr>
-        <w:t>"identificador"</w:t>
-      </w:r>
-      <w:r>
-        <w:rPr>
-          <w:color w:val="002060"/>
-        </w:rPr>
-        <w:t>: "M01",</w:t>
-      </w:r>
-      <w:r>
-        <w:t xml:space="preserve"> </w:t>
-      </w:r>
-      <w:r>
-        <w:rPr>
-          <w:color w:val="C00000"/>
-        </w:rPr>
-        <w:t>"estatus"</w:t>
-      </w:r>
-      <w:r>
-        <w:rPr>
-          <w:color w:val="002060"/>
-        </w:rPr>
-        <w:t>: "PENDIENTE_PRUEBAS"},</w:t>
-      </w:r>
-    </w:p>
-    <w:p>
-      <w:pPr>
-        <w:spacing w:line="276" w:lineRule="auto"/>
-        <w:ind w:left="708"/>
-      </w:pPr>
-      <w:r>
-        <w:rPr>
-          <w:color w:val="002060"/>
-        </w:rPr>
-        <w:t xml:space="preserve">    {</w:t>
-      </w:r>
-      <w:r>
-        <w:rPr>
-          <w:color w:val="C00000"/>
-        </w:rPr>
-        <w:t>"identificador"</w:t>
-      </w:r>
-      <w:r>
-        <w:rPr>
-          <w:color w:val="002060"/>
-        </w:rPr>
-        <w:t>: "M02",</w:t>
-      </w:r>
-      <w:r>
-        <w:t xml:space="preserve"> </w:t>
-      </w:r>
-      <w:r>
-        <w:rPr>
-          <w:color w:val="C00000"/>
-        </w:rPr>
-        <w:t>"estatus"</w:t>
-      </w:r>
-      <w:r>
-        <w:rPr>
-          <w:color w:val="002060"/>
-        </w:rPr>
-        <w:t>: "PENDIENTE_PRUEBAS"},</w:t>
-      </w:r>
-    </w:p>
-    <w:p>
-      <w:pPr>
-        <w:spacing w:line="276" w:lineRule="auto"/>
-        <w:ind w:left="708"/>
-        <w:rPr>
-          <w:color w:val="002060"/>
-        </w:rPr>
-      </w:pPr>
-      <w:r>
-        <w:t xml:space="preserve">    </w:t>
-      </w:r>
-      <w:r>
-        <w:rPr>
-          <w:color w:val="002060"/>
-        </w:rPr>
-        <w:t>{</w:t>
-      </w:r>
-      <w:r>
-        <w:rPr>
-          <w:color w:val="C00000"/>
-        </w:rPr>
-        <w:t>"identificador"</w:t>
-      </w:r>
-      <w:r>
-        <w:rPr>
-          <w:color w:val="002060"/>
-        </w:rPr>
-        <w:t xml:space="preserve">: "M03", </w:t>
-      </w:r>
-      <w:r>
-        <w:rPr>
-          <w:color w:val="C00000"/>
-        </w:rPr>
-        <w:t>"estatus"</w:t>
-      </w:r>
-      <w:r>
-        <w:rPr>
-          <w:color w:val="002060"/>
-        </w:rPr>
-        <w:t>: "PENDIENTE_PRUEBAS"}</w:t>
-      </w:r>
-    </w:p>
-    <w:p>
-      <w:pPr>
-        <w:spacing w:line="276" w:lineRule="auto"/>
-        <w:ind w:left="708"/>
-        <w:rPr>
-          <w:color w:val="002060"/>
-        </w:rPr>
-      </w:pPr>
-      <w:r>
-        <w:rPr>
-          <w:color w:val="002060"/>
-        </w:rPr>
-        <w:t xml:space="preserve">  ]</w:t>
-      </w:r>
-    </w:p>
-    <w:p>
-      <w:pPr>
-        <w:spacing w:line="276" w:lineRule="auto"/>
-        <w:ind w:left="708"/>
-      </w:pPr>
-      <w:r>
-        <w:rPr>
-          <w:color w:val="002060"/>
-        </w:rPr>
-        <w:t>}</w:t>
-      </w:r>
-    </w:p>
-    <w:p>
-      <w:pPr>
-        <w:spacing w:after="200"/>
       </w:pPr>
       <w:r>
         <w:pict w14:anchorId="41CF367F">
-          <v:rect id="_x0000_i1036" style="width:0;height:1.5pt" o:hralign="center" o:hrstd="t" o:hr="t" fillcolor="#a0a0a0" stroked="f"/>
+          <v:rect id="_x0000_i1196" style="width:0;height:1.5pt" o:hralign="center" o:hrstd="t" o:hr="t" fillcolor="#a0a0a0" stroked="f"/>
         </w:pict>
       </w:r>
     </w:p>
@@ -4652,7 +3962,6 @@
         <w:spacing w:after="200"/>
       </w:pPr>
       <w:r>
-        <w:lastRenderedPageBreak/>
         <w:t>"Muestra M-002 eliminada correctamente del expediente EXP-001"</w:t>
       </w:r>
     </w:p>
@@ -4662,7 +3971,7 @@
       </w:pPr>
       <w:r>
         <w:pict w14:anchorId="456A7676">
-          <v:rect id="_x0000_i1037" style="width:0;height:1.5pt" o:hralign="center" o:hrstd="t" o:hr="t" fillcolor="#a0a0a0" stroked="f"/>
+          <v:rect id="_x0000_i1197" style="width:0;height:1.5pt" o:hralign="center" o:hrstd="t" o:hr="t" fillcolor="#a0a0a0" stroked="f"/>
         </w:pict>
       </w:r>
     </w:p>
@@ -4730,264 +4039,79 @@
     </w:p>
     <w:p>
       <w:pPr>
-        <w:spacing w:line="276" w:lineRule="auto"/>
-        <w:ind w:left="708"/>
-        <w:rPr>
-          <w:color w:val="002060"/>
-        </w:rPr>
-      </w:pPr>
-      <w:r>
-        <w:rPr>
-          <w:color w:val="002060"/>
-        </w:rPr>
+        <w:pStyle w:val="Codigo"/>
+      </w:pPr>
+      <w:r>
         <w:t>{</w:t>
       </w:r>
     </w:p>
     <w:p>
       <w:pPr>
-        <w:spacing w:line="276" w:lineRule="auto"/>
-        <w:ind w:left="708"/>
-        <w:rPr>
-          <w:color w:val="002060"/>
-        </w:rPr>
-      </w:pPr>
-      <w:r>
-        <w:rPr>
-          <w:color w:val="002060"/>
-        </w:rPr>
-        <w:t xml:space="preserve">  </w:t>
-      </w:r>
-      <w:r>
-        <w:rPr>
-          <w:color w:val="C00000"/>
-        </w:rPr>
-        <w:t>"id"</w:t>
-      </w:r>
-      <w:r>
-        <w:rPr>
-          <w:color w:val="002060"/>
-        </w:rPr>
-        <w:t xml:space="preserve">: </w:t>
-      </w:r>
-      <w:r>
-        <w:rPr>
-          <w:color w:val="92D050"/>
-        </w:rPr>
-        <w:t>"</w:t>
-      </w:r>
-      <w:r>
-        <w:rPr>
-          <w:color w:val="92D050"/>
-        </w:rPr>
+        <w:pStyle w:val="Codigo"/>
+      </w:pPr>
+      <w:r>
+        <w:t xml:space="preserve">  "id": "</w:t>
+      </w:r>
+      <w:r>
         <w:t>68b9fff028af4964e7d15441</w:t>
       </w:r>
       <w:r>
-        <w:rPr>
-          <w:color w:val="92D050"/>
-        </w:rPr>
-        <w:t>"</w:t>
-      </w:r>
-      <w:r>
-        <w:rPr>
-          <w:color w:val="002060"/>
-        </w:rPr>
-        <w:t>,</w:t>
-      </w:r>
-    </w:p>
-    <w:p>
-      <w:pPr>
-        <w:spacing w:line="276" w:lineRule="auto"/>
-        <w:ind w:left="708"/>
-        <w:rPr>
-          <w:color w:val="002060"/>
-        </w:rPr>
-      </w:pPr>
-      <w:r>
-        <w:rPr>
-          <w:color w:val="002060"/>
-        </w:rPr>
-        <w:t xml:space="preserve">  </w:t>
-      </w:r>
-      <w:r>
-        <w:rPr>
-          <w:color w:val="C00000"/>
-        </w:rPr>
-        <w:t>"</w:t>
-      </w:r>
-      <w:proofErr w:type="spellStart"/>
-      <w:r>
-        <w:rPr>
-          <w:color w:val="C00000"/>
-        </w:rPr>
-        <w:t>claveExpediente</w:t>
-      </w:r>
-      <w:proofErr w:type="spellEnd"/>
-      <w:r>
-        <w:rPr>
-          <w:color w:val="C00000"/>
-        </w:rPr>
-        <w:t>"</w:t>
-      </w:r>
-      <w:r>
-        <w:rPr>
-          <w:color w:val="002060"/>
-        </w:rPr>
-        <w:t>: "EXP-001",</w:t>
-      </w:r>
-    </w:p>
-    <w:p>
-      <w:pPr>
-        <w:spacing w:line="276" w:lineRule="auto"/>
-        <w:ind w:left="708"/>
-        <w:rPr>
-          <w:color w:val="002060"/>
-        </w:rPr>
-      </w:pPr>
-      <w:r>
-        <w:rPr>
-          <w:color w:val="002060"/>
-        </w:rPr>
-        <w:t xml:space="preserve">  </w:t>
-      </w:r>
-      <w:r>
-        <w:rPr>
-          <w:color w:val="C00000"/>
-        </w:rPr>
-        <w:t>"</w:t>
-      </w:r>
-      <w:proofErr w:type="spellStart"/>
-      <w:r>
-        <w:rPr>
-          <w:color w:val="C00000"/>
-        </w:rPr>
-        <w:t>muestrasExpediente</w:t>
-      </w:r>
-      <w:proofErr w:type="spellEnd"/>
-      <w:r>
-        <w:rPr>
-          <w:color w:val="C00000"/>
-        </w:rPr>
-        <w:t>"</w:t>
-      </w:r>
-      <w:r>
-        <w:rPr>
-          <w:color w:val="002060"/>
-        </w:rPr>
-        <w:t>: [</w:t>
-      </w:r>
-    </w:p>
-    <w:p>
-      <w:pPr>
-        <w:spacing w:line="276" w:lineRule="auto"/>
-        <w:ind w:left="708"/>
-        <w:rPr>
-          <w:color w:val="002060"/>
-        </w:rPr>
-      </w:pPr>
-      <w:r>
-        <w:rPr>
-          <w:color w:val="002060"/>
-        </w:rPr>
-        <w:t xml:space="preserve">    {</w:t>
-      </w:r>
-      <w:r>
-        <w:rPr>
-          <w:color w:val="C00000"/>
-        </w:rPr>
-        <w:t>"identificador"</w:t>
-      </w:r>
-      <w:r>
-        <w:rPr>
-          <w:color w:val="002060"/>
-        </w:rPr>
-        <w:t xml:space="preserve">: "M01", </w:t>
-      </w:r>
-      <w:r>
-        <w:rPr>
-          <w:color w:val="C00000"/>
-        </w:rPr>
-        <w:t>"estatus"</w:t>
-      </w:r>
-      <w:r>
-        <w:rPr>
-          <w:color w:val="002060"/>
-        </w:rPr>
-        <w:t>: "PENDIENTE_PRUEBAS"},</w:t>
-      </w:r>
-    </w:p>
-    <w:p>
-      <w:pPr>
-        <w:spacing w:line="276" w:lineRule="auto"/>
-        <w:ind w:left="708"/>
-        <w:rPr>
-          <w:color w:val="002060"/>
-        </w:rPr>
-      </w:pPr>
-      <w:r>
-        <w:rPr>
-          <w:color w:val="002060"/>
-        </w:rPr>
-        <w:t xml:space="preserve">    {</w:t>
-      </w:r>
-      <w:r>
-        <w:rPr>
-          <w:color w:val="C00000"/>
-        </w:rPr>
-        <w:t>"identificador"</w:t>
-      </w:r>
-      <w:r>
-        <w:rPr>
-          <w:color w:val="002060"/>
-        </w:rPr>
-        <w:t>: "M03",</w:t>
-      </w:r>
-      <w:r>
-        <w:rPr>
-          <w:color w:val="C00000"/>
-        </w:rPr>
-        <w:t xml:space="preserve"> "estatus"</w:t>
-      </w:r>
-      <w:r>
-        <w:rPr>
-          <w:color w:val="002060"/>
-        </w:rPr>
-        <w:t>: "PENDIENTE_PRUEBAS"}</w:t>
-      </w:r>
-    </w:p>
-    <w:p>
-      <w:pPr>
-        <w:spacing w:line="276" w:lineRule="auto"/>
-        <w:ind w:left="708"/>
-        <w:rPr>
-          <w:color w:val="002060"/>
-        </w:rPr>
-      </w:pPr>
-      <w:r>
-        <w:rPr>
-          <w:color w:val="002060"/>
-        </w:rPr>
+        <w:t>",</w:t>
+      </w:r>
+    </w:p>
+    <w:p>
+      <w:pPr>
+        <w:pStyle w:val="Codigo"/>
+      </w:pPr>
+      <w:r>
+        <w:lastRenderedPageBreak/>
+        <w:t xml:space="preserve">  "claveExpediente": "EXP-001",</w:t>
+      </w:r>
+    </w:p>
+    <w:p>
+      <w:pPr>
+        <w:pStyle w:val="Codigo"/>
+      </w:pPr>
+      <w:r>
+        <w:t xml:space="preserve">  "muestrasExpediente": [</w:t>
+      </w:r>
+    </w:p>
+    <w:p>
+      <w:pPr>
+        <w:pStyle w:val="Codigo"/>
+      </w:pPr>
+      <w:r>
+        <w:t xml:space="preserve">    {"identificador": "M01", "estatus": "PENDIENTE_PRUEBAS"},</w:t>
+      </w:r>
+    </w:p>
+    <w:p>
+      <w:pPr>
+        <w:pStyle w:val="Codigo"/>
+      </w:pPr>
+      <w:r>
+        <w:t xml:space="preserve">    {"identificador": "M03", "estatus": "PENDIENTE_PRUEBAS"}</w:t>
+      </w:r>
+    </w:p>
+    <w:p>
+      <w:pPr>
+        <w:pStyle w:val="Codigo"/>
+      </w:pPr>
+      <w:r>
         <w:t xml:space="preserve">  ]</w:t>
       </w:r>
     </w:p>
     <w:p>
       <w:pPr>
-        <w:spacing w:line="276" w:lineRule="auto"/>
-        <w:ind w:left="708"/>
-        <w:rPr>
-          <w:color w:val="002060"/>
-        </w:rPr>
-      </w:pPr>
-      <w:r>
-        <w:rPr>
-          <w:color w:val="002060"/>
-        </w:rPr>
+        <w:pStyle w:val="Codigo"/>
+      </w:pPr>
+      <w:r>
         <w:t>}</w:t>
       </w:r>
     </w:p>
     <w:p>
       <w:r>
         <w:pict w14:anchorId="48D486B8">
-          <v:rect id="_x0000_i1038" style="width:0;height:1.5pt" o:hralign="center" o:hrstd="t" o:hr="t"/>
+          <v:rect id="_x0000_i1198" style="width:0;height:1.5pt" o:hralign="center" o:hrstd="t" o:hr="t"/>
         </w:pict>
       </w:r>
     </w:p>
@@ -5001,9 +4125,9 @@
           <w:szCs w:val="28"/>
         </w:rPr>
       </w:pPr>
-      <w:bookmarkStart w:id="11" w:name="códigos-de-estado-y-respuestas"/>
-      <w:bookmarkEnd w:id="9"/>
+      <w:bookmarkStart w:id="12" w:name="códigos-de-estado-y-respuestas"/>
       <w:bookmarkEnd w:id="10"/>
+      <w:bookmarkEnd w:id="11"/>
       <w:r>
         <w:rPr>
           <w:b/>
@@ -5340,16 +4464,16 @@
     <w:p>
       <w:r>
         <w:pict w14:anchorId="1C412147">
-          <v:rect id="_x0000_i1039" style="width:0;height:1.5pt" o:hralign="center" o:hrstd="t" o:hr="t"/>
+          <v:rect id="_x0000_i1199" style="width:0;height:1.5pt" o:hralign="center" o:hrstd="t" o:hr="t"/>
         </w:pict>
       </w:r>
     </w:p>
     <w:p>
-      <w:bookmarkStart w:id="12" w:name="checklist-de-evidencia"/>
-      <w:bookmarkEnd w:id="11"/>
+      <w:bookmarkStart w:id="13" w:name="checklist-de-evidencia"/>
+      <w:bookmarkEnd w:id="12"/>
       <w:r>
         <w:pict w14:anchorId="516B19A7">
-          <v:rect id="_x0000_i1040" style="width:0;height:1.5pt" o:hralign="center" o:hrstd="t" o:hr="t"/>
+          <v:rect id="_x0000_i1200" style="width:0;height:1.5pt" o:hralign="center" o:hrstd="t" o:hr="t"/>
         </w:pict>
       </w:r>
     </w:p>
@@ -5363,8 +4487,8 @@
           <w:szCs w:val="28"/>
         </w:rPr>
       </w:pPr>
-      <w:bookmarkStart w:id="13" w:name="solución-de-problemas-faq"/>
-      <w:bookmarkEnd w:id="12"/>
+      <w:bookmarkStart w:id="14" w:name="solución-de-problemas-faq"/>
+      <w:bookmarkEnd w:id="13"/>
       <w:r>
         <w:rPr>
           <w:b/>
@@ -5546,7 +4670,6 @@
           <w:bCs/>
           <w:lang w:val="es-MX"/>
         </w:rPr>
-        <w:lastRenderedPageBreak/>
         <w:t>409 en POST</w:t>
       </w:r>
       <w:r>
@@ -5624,11 +4747,11 @@
       </w:r>
     </w:p>
     <w:p>
-      <w:bookmarkStart w:id="14" w:name="orden-sugerido-de-ejercicio-1530-min"/>
-      <w:bookmarkEnd w:id="13"/>
+      <w:bookmarkStart w:id="15" w:name="orden-sugerido-de-ejercicio-1530-min"/>
+      <w:bookmarkEnd w:id="14"/>
       <w:r>
         <w:pict w14:anchorId="3FE1890A">
-          <v:rect id="_x0000_i1041" style="width:0;height:1.5pt" o:hralign="center" o:hrstd="t" o:hr="t"/>
+          <v:rect id="_x0000_i1201" style="width:0;height:1.5pt" o:hralign="center" o:hrstd="t" o:hr="t"/>
         </w:pict>
       </w:r>
     </w:p>
@@ -5636,7 +4759,7 @@
       <w:pPr>
         <w:pStyle w:val="Ttulo3"/>
       </w:pPr>
-      <w:bookmarkStart w:id="15" w:name="notas-finales"/>
+      <w:bookmarkStart w:id="16" w:name="notas-finales"/>
       <w:r>
         <w:t>Notas finales</w:t>
       </w:r>
@@ -5814,16 +4937,8 @@
       </w:r>
     </w:p>
     <w:bookmarkEnd w:id="0"/>
-    <w:bookmarkEnd w:id="14"/>
     <w:bookmarkEnd w:id="15"/>
-    <w:p>
-      <w:pPr>
-        <w:pStyle w:val="EstiloSID"/>
-        <w:rPr>
-          <w:u w:val="single"/>
-        </w:rPr>
-      </w:pPr>
-    </w:p>
+    <w:bookmarkEnd w:id="16"/>
     <w:p>
       <w:pPr>
         <w:pStyle w:val="EstiloSID"/>
@@ -6244,7 +5359,7 @@
 <w:numbering xmlns:wpc="http://schemas.microsoft.com/office/word/2010/wordprocessingCanvas" xmlns:cx="http://schemas.microsoft.com/office/drawing/2014/chartex" xmlns:cx1="http://schemas.microsoft.com/office/drawing/2015/9/8/chartex" xmlns:cx2="http://schemas.microsoft.com/office/drawing/2015/10/21/chartex" xmlns:cx3="http://schemas.microsoft.com/office/drawing/2016/5/9/chartex" xmlns:cx4="http://schemas.microsoft.com/office/drawing/2016/5/10/chartex" xmlns:cx5="http://schemas.microsoft.com/office/drawing/2016/5/11/chartex" xmlns:cx6="http://schemas.microsoft.com/office/drawing/2016/5/12/chartex" xmlns:cx7="http://schemas.microsoft.com/office/drawing/2016/5/13/chartex" xmlns:cx8="http://schemas.microsoft.com/office/drawing/2016/5/14/chartex" xmlns:mc="http://schemas.openxmlformats.org/markup-compatibility/2006" xmlns:aink="http://schemas.microsoft.com/office/drawing/2016/ink" xmlns:am3d="http://schemas.microsoft.com/office/drawing/2017/model3d" xmlns:o="urn:schemas-microsoft-com:office:office" xmlns:oel="http://schemas.microsoft.com/office/2019/extlst" xmlns:r="http://schemas.openxmlformats.org/officeDocument/2006/relationships" xmlns:m="http://schemas.openxmlformats.org/officeDocument/2006/math" xmlns:v="urn:schemas-microsoft-com:vml" xmlns:wp14="http://schemas.microsoft.com/office/word/2010/wordprocessingDrawing" xmlns:wp="http://schemas.openxmlformats.org/drawingml/2006/wordprocessingDrawing" xmlns:w10="urn:schemas-microsoft-com:office:word" xmlns:w="http://schemas.openxmlformats.org/wordprocessingml/2006/main" xmlns:w14="http://schemas.microsoft.com/office/word/2010/wordml" xmlns:w15="http://schemas.microsoft.com/office/word/2012/wordml" xmlns:w16cex="http://schemas.microsoft.com/office/word/2018/wordml/cex" xmlns:w16cid="http://schemas.microsoft.com/office/word/2016/wordml/cid" xmlns:w16="http://schemas.microsoft.com/office/word/2018/wordml" xmlns:w16du="http://schemas.microsoft.com/office/word/2023/wordml/word16du" xmlns:w16sdtdh="http://schemas.microsoft.com/office/word/2020/wordml/sdtdatahash" xmlns:w16sdtfl="http://schemas.microsoft.com/office/word/2024/wordml/sdtformatlock" xmlns:w16se="http://schemas.microsoft.com/office/word/2015/wordml/symex" xmlns:wpg="http://schemas.microsoft.com/office/word/2010/wordprocessingGroup" xmlns:wpi="http://schemas.microsoft.com/office/word/2010/wordprocessingInk" xmlns:wne="http://schemas.microsoft.com/office/word/2006/wordml" xmlns:wps="http://schemas.microsoft.com/office/word/2010/wordprocessingShape" mc:Ignorable="w14 w15 w16se w16cid w16 w16cex w16sdtdh w16sdtfl w16du wp14">
   <w:numPicBullet w:numPicBulletId="0">
     <w:pict>
-      <v:rect id="_x0000_i1110" style="width:0;height:1.5pt" o:hralign="center" o:bullet="t" o:hrstd="t" o:hr="t"/>
+      <v:rect id="_x0000_i1091" style="width:0;height:1.5pt" o:hralign="center" o:bullet="t" o:hrstd="t" o:hr="t"/>
     </w:pict>
   </w:numPicBullet>
   <w:abstractNum w:abstractNumId="0" w15:restartNumberingAfterBreak="0">
@@ -11269,6 +10384,7 @@
   <w:style w:type="character" w:default="1" w:styleId="Fuentedeprrafopredeter">
     <w:name w:val="Default Paragraph Font"/>
     <w:uiPriority w:val="1"/>
+    <w:semiHidden/>
     <w:unhideWhenUsed/>
   </w:style>
   <w:style w:type="table" w:default="1" w:styleId="Tablanormal">
@@ -11825,6 +10941,21 @@
       <w:bCs/>
     </w:rPr>
   </w:style>
+  <w:style w:type="paragraph" w:customStyle="1" w:styleId="Codigo">
+    <w:name w:val="Codigo"/>
+    <w:basedOn w:val="Normal"/>
+    <w:qFormat/>
+    <w:rsid w:val="007C2516"/>
+    <w:pPr>
+      <w:shd w:val="clear" w:color="auto" w:fill="E8E8E8" w:themeFill="background2"/>
+      <w:ind w:left="708"/>
+    </w:pPr>
+    <w:rPr>
+      <w:rFonts w:ascii="Courier New" w:hAnsi="Courier New"/>
+      <w:noProof/>
+      <w:sz w:val="20"/>
+    </w:rPr>
+  </w:style>
 </w:styles>
 </file>
 
